--- a/Дикевич_Е_А_ОКС_ПИ-261_ЛР04.docx
+++ b/Дикевич_Е_А_ОКС_ПИ-261_ЛР04.docx
@@ -872,7 +872,7 @@
               <w:noProof/>
               <w:sz w:val="24"/>
               <w:szCs w:val="24"/>
-              <w:lang w:val="ru-BY" w:eastAsia="ru-BY"/>
+              <w:lang w:eastAsia="ru-BY"/>
             </w:rPr>
           </w:pPr>
           <w:r>
@@ -899,7 +899,7 @@
             </w:rPr>
             <w:fldChar w:fldCharType="separate"/>
           </w:r>
-          <w:hyperlink w:anchor="_Toc242094106" w:history="1">
+          <w:hyperlink w:anchor="_Toc243240450" w:history="1">
             <w:r>
               <w:rPr>
                 <w:rStyle w:val="af9"/>
@@ -930,7 +930,7 @@
                 <w:noProof/>
                 <w:webHidden/>
               </w:rPr>
-              <w:instrText xml:space="preserve"> PAGEREF _Toc242094106 \h </w:instrText>
+              <w:instrText xml:space="preserve"> PAGEREF _Toc243240450 \h </w:instrText>
             </w:r>
             <w:r>
               <w:rPr>
@@ -972,10 +972,10 @@
               <w:noProof/>
               <w:sz w:val="24"/>
               <w:szCs w:val="24"/>
-              <w:lang w:val="ru-BY" w:eastAsia="ru-BY"/>
+              <w:lang w:eastAsia="ru-BY"/>
             </w:rPr>
           </w:pPr>
-          <w:hyperlink w:anchor="_Toc242094107" w:history="1">
+          <w:hyperlink w:anchor="_Toc243240451" w:history="1">
             <w:r>
               <w:rPr>
                 <w:rStyle w:val="af9"/>
@@ -1006,7 +1006,7 @@
                 <w:noProof/>
                 <w:webHidden/>
               </w:rPr>
-              <w:instrText xml:space="preserve"> PAGEREF _Toc242094107 \h </w:instrText>
+              <w:instrText xml:space="preserve"> PAGEREF _Toc243240451 \h </w:instrText>
             </w:r>
             <w:r>
               <w:rPr>
@@ -1048,10 +1048,10 @@
               <w:noProof/>
               <w:sz w:val="24"/>
               <w:szCs w:val="24"/>
-              <w:lang w:val="ru-BY" w:eastAsia="ru-BY"/>
+              <w:lang w:eastAsia="ru-BY"/>
             </w:rPr>
           </w:pPr>
-          <w:hyperlink w:anchor="_Toc242094108" w:history="1">
+          <w:hyperlink w:anchor="_Toc243240452" w:history="1">
             <w:r>
               <w:rPr>
                 <w:rStyle w:val="af9"/>
@@ -1082,7 +1082,7 @@
                 <w:noProof/>
                 <w:webHidden/>
               </w:rPr>
-              <w:instrText xml:space="preserve"> PAGEREF _Toc242094108 \h </w:instrText>
+              <w:instrText xml:space="preserve"> PAGEREF _Toc243240452 \h </w:instrText>
             </w:r>
             <w:r>
               <w:rPr>
@@ -1124,10 +1124,10 @@
               <w:noProof/>
               <w:sz w:val="24"/>
               <w:szCs w:val="24"/>
-              <w:lang w:val="ru-BY" w:eastAsia="ru-BY"/>
+              <w:lang w:eastAsia="ru-BY"/>
             </w:rPr>
           </w:pPr>
-          <w:hyperlink w:anchor="_Toc242094109" w:history="1">
+          <w:hyperlink w:anchor="_Toc243240453" w:history="1">
             <w:r>
               <w:rPr>
                 <w:rStyle w:val="af9"/>
@@ -1158,7 +1158,7 @@
                 <w:noProof/>
                 <w:webHidden/>
               </w:rPr>
-              <w:instrText xml:space="preserve"> PAGEREF _Toc242094109 \h </w:instrText>
+              <w:instrText xml:space="preserve"> PAGEREF _Toc243240453 \h </w:instrText>
             </w:r>
             <w:r>
               <w:rPr>
@@ -1200,10 +1200,10 @@
               <w:noProof/>
               <w:sz w:val="24"/>
               <w:szCs w:val="24"/>
-              <w:lang w:val="ru-BY" w:eastAsia="ru-BY"/>
+              <w:lang w:eastAsia="ru-BY"/>
             </w:rPr>
           </w:pPr>
-          <w:hyperlink w:anchor="_Toc242094110" w:history="1">
+          <w:hyperlink w:anchor="_Toc243240454" w:history="1">
             <w:r>
               <w:rPr>
                 <w:rStyle w:val="af9"/>
@@ -1344,7 +1344,7 @@
                 <w:noProof/>
                 <w:webHidden/>
               </w:rPr>
-              <w:instrText xml:space="preserve"> PAGEREF _Toc242094110 \h </w:instrText>
+              <w:instrText xml:space="preserve"> PAGEREF _Toc243240454 \h </w:instrText>
             </w:r>
             <w:r>
               <w:rPr>
@@ -1386,10 +1386,10 @@
               <w:noProof/>
               <w:sz w:val="24"/>
               <w:szCs w:val="24"/>
-              <w:lang w:val="ru-BY" w:eastAsia="ru-BY"/>
+              <w:lang w:eastAsia="ru-BY"/>
             </w:rPr>
           </w:pPr>
-          <w:hyperlink w:anchor="_Toc242094111" w:history="1">
+          <w:hyperlink w:anchor="_Toc243240455" w:history="1">
             <w:r>
               <w:rPr>
                 <w:rStyle w:val="af9"/>
@@ -1420,7 +1420,7 @@
                 <w:noProof/>
                 <w:webHidden/>
               </w:rPr>
-              <w:instrText xml:space="preserve"> PAGEREF _Toc242094111 \h </w:instrText>
+              <w:instrText xml:space="preserve"> PAGEREF _Toc243240455 \h </w:instrText>
             </w:r>
             <w:r>
               <w:rPr>
@@ -1462,10 +1462,10 @@
               <w:noProof/>
               <w:sz w:val="24"/>
               <w:szCs w:val="24"/>
-              <w:lang w:val="ru-BY" w:eastAsia="ru-BY"/>
+              <w:lang w:eastAsia="ru-BY"/>
             </w:rPr>
           </w:pPr>
-          <w:hyperlink w:anchor="_Toc242094112" w:history="1">
+          <w:hyperlink w:anchor="_Toc243240456" w:history="1">
             <w:r>
               <w:rPr>
                 <w:rStyle w:val="af9"/>
@@ -1496,7 +1496,7 @@
                 <w:noProof/>
                 <w:webHidden/>
               </w:rPr>
-              <w:instrText xml:space="preserve"> PAGEREF _Toc242094112 \h </w:instrText>
+              <w:instrText xml:space="preserve"> PAGEREF _Toc243240456 \h </w:instrText>
             </w:r>
             <w:r>
               <w:rPr>
@@ -1538,10 +1538,10 @@
               <w:noProof/>
               <w:sz w:val="24"/>
               <w:szCs w:val="24"/>
-              <w:lang w:val="ru-BY" w:eastAsia="ru-BY"/>
+              <w:lang w:eastAsia="ru-BY"/>
             </w:rPr>
           </w:pPr>
-          <w:hyperlink w:anchor="_Toc242094113" w:history="1">
+          <w:hyperlink w:anchor="_Toc243240457" w:history="1">
             <w:r>
               <w:rPr>
                 <w:rStyle w:val="af9"/>
@@ -1551,7 +1551,7 @@
                 <w:noProof/>
                 <w:lang w:val="ru-RU"/>
               </w:rPr>
-              <w:t>3.4 Теория обслуживания</w:t>
+              <w:t>3.5 Теория обслуживания</w:t>
             </w:r>
             <w:r>
               <w:rPr>
@@ -1572,7 +1572,7 @@
                 <w:noProof/>
                 <w:webHidden/>
               </w:rPr>
-              <w:instrText xml:space="preserve"> PAGEREF _Toc242094113 \h </w:instrText>
+              <w:instrText xml:space="preserve"> PAGEREF _Toc243240457 \h </w:instrText>
             </w:r>
             <w:r>
               <w:rPr>
@@ -1614,10 +1614,10 @@
               <w:noProof/>
               <w:sz w:val="24"/>
               <w:szCs w:val="24"/>
-              <w:lang w:val="ru-BY" w:eastAsia="ru-BY"/>
+              <w:lang w:eastAsia="ru-BY"/>
             </w:rPr>
           </w:pPr>
-          <w:hyperlink w:anchor="_Toc242094114" w:history="1">
+          <w:hyperlink w:anchor="_Toc243240458" w:history="1">
             <w:r>
               <w:rPr>
                 <w:rStyle w:val="af9"/>
@@ -1648,7 +1648,7 @@
                 <w:noProof/>
                 <w:webHidden/>
               </w:rPr>
-              <w:instrText xml:space="preserve"> PAGEREF _Toc242094114 \h </w:instrText>
+              <w:instrText xml:space="preserve"> PAGEREF _Toc243240458 \h </w:instrText>
             </w:r>
             <w:r>
               <w:rPr>
@@ -1915,7 +1915,7 @@
           <w:lang w:val="ru-RU"/>
         </w:rPr>
       </w:pPr>
-      <w:bookmarkStart w:id="0" w:name="_Toc242094106"/>
+      <w:bookmarkStart w:id="0" w:name="_Toc243240450"/>
       <w:r>
         <w:rPr>
           <w:rFonts w:ascii="Times New Roman" w:hAnsi="Times New Roman" w:cs="Times New Roman"/>
@@ -1974,7 +1974,7 @@
           <w:lang w:val="ru-RU"/>
         </w:rPr>
       </w:pPr>
-      <w:bookmarkStart w:id="1" w:name="_Toc242094107"/>
+      <w:bookmarkStart w:id="1" w:name="_Toc243240451"/>
       <w:r>
         <w:rPr>
           <w:rFonts w:ascii="Times New Roman" w:hAnsi="Times New Roman" w:cs="Times New Roman"/>
@@ -2456,7 +2456,7 @@
           <w:lang w:val="ru-RU"/>
         </w:rPr>
       </w:pPr>
-      <w:bookmarkStart w:id="2" w:name="_Toc242094108"/>
+      <w:bookmarkStart w:id="2" w:name="_Toc243240452"/>
       <w:r>
         <w:rPr>
           <w:rFonts w:ascii="Times New Roman" w:hAnsi="Times New Roman" w:cs="Times New Roman"/>
@@ -2488,7 +2488,7 @@
           <w:lang w:val="ru-RU"/>
         </w:rPr>
       </w:pPr>
-      <w:bookmarkStart w:id="3" w:name="_Toc242094109"/>
+      <w:bookmarkStart w:id="3" w:name="_Toc243240453"/>
       <w:r>
         <w:rPr>
           <w:rFonts w:ascii="Times New Roman" w:hAnsi="Times New Roman" w:cs="Times New Roman"/>
@@ -2842,7 +2842,7 @@
           <w:lang w:val="ru-RU"/>
         </w:rPr>
       </w:pPr>
-      <w:bookmarkStart w:id="4" w:name="_Toc242094110"/>
+      <w:bookmarkStart w:id="4" w:name="_Toc243240454"/>
       <w:r>
         <w:rPr>
           <w:rFonts w:ascii="Times New Roman" w:hAnsi="Times New Roman" w:cs="Times New Roman"/>
@@ -3930,7 +3930,7 @@
           <w:lang w:val="ru-RU"/>
         </w:rPr>
       </w:pPr>
-      <w:bookmarkStart w:id="5" w:name="_Toc242094111"/>
+      <w:bookmarkStart w:id="5" w:name="_Toc243240455"/>
       <w:r>
         <w:rPr>
           <w:rFonts w:ascii="Times New Roman" w:hAnsi="Times New Roman" w:cs="Times New Roman"/>
@@ -4056,7 +4056,7 @@
           <w:lang w:val="ru-RU"/>
         </w:rPr>
       </w:pPr>
-      <w:bookmarkStart w:id="6" w:name="_Toc242094112"/>
+      <w:bookmarkStart w:id="6" w:name="_Toc243240456"/>
       <w:r>
         <w:rPr>
           <w:rFonts w:ascii="Times New Roman" w:hAnsi="Times New Roman" w:cs="Times New Roman"/>
@@ -5756,7 +5756,7 @@
           <w:lang w:val="ru-RU"/>
         </w:rPr>
       </w:pPr>
-      <w:bookmarkStart w:id="7" w:name="_Toc242094113"/>
+      <w:bookmarkStart w:id="7" w:name="_Toc243240457"/>
       <w:r>
         <w:rPr>
           <w:rFonts w:ascii="Times New Roman" w:hAnsi="Times New Roman" w:cs="Times New Roman"/>
@@ -5768,7 +5768,31 @@
           <w:lang w:val="ru-RU"/>
         </w:rPr>
         <w:lastRenderedPageBreak/>
-        <w:t>3.4 Теория обслуживания</w:t>
+        <w:t>3.</w:t>
+      </w:r>
+      <w:r>
+        <w:rPr>
+          <w:rFonts w:ascii="Times New Roman" w:hAnsi="Times New Roman" w:cs="Times New Roman"/>
+          <w:b/>
+          <w:bCs/>
+          <w:color w:val="000000" w:themeColor="text1"/>
+          <w:sz w:val="28"/>
+          <w:szCs w:val="28"/>
+          <w:lang w:val="ru-RU"/>
+        </w:rPr>
+        <w:t>5</w:t>
+      </w:r>
+      <w:r>
+        <w:rPr>
+          <w:rFonts w:ascii="Times New Roman" w:hAnsi="Times New Roman" w:cs="Times New Roman"/>
+          <w:b/>
+          <w:bCs/>
+          <w:color w:val="000000" w:themeColor="text1"/>
+          <w:sz w:val="28"/>
+          <w:szCs w:val="28"/>
+          <w:lang w:val="ru-RU"/>
+        </w:rPr>
+        <w:t xml:space="preserve"> Теория обслуживания</w:t>
       </w:r>
       <w:bookmarkEnd w:id="7"/>
     </w:p>
@@ -6237,7 +6261,7 @@
           <w:lang w:val="ru-RU"/>
         </w:rPr>
       </w:pPr>
-      <w:bookmarkStart w:id="8" w:name="_Toc242094114"/>
+      <w:bookmarkStart w:id="8" w:name="_Toc243240458"/>
       <w:r>
         <w:rPr>
           <w:rFonts w:ascii="Times New Roman" w:eastAsiaTheme="minorEastAsia" w:hAnsi="Times New Roman" w:cs="Times New Roman"/>
